--- a/Dataset/generated_documents/maintenance/MNT_EVT-060.docx
+++ b/Dataset/generated_documents/maintenance/MNT_EVT-060.docx
@@ -77,7 +77,7 @@
           </w:tcPr>
           <w:p>
             <w:r>
-              <w:t>716A8ADF</w:t>
+              <w:t>C45430E3</w:t>
             </w:r>
           </w:p>
         </w:tc>
@@ -209,7 +209,7 @@
           </w:tcPr>
           <w:p>
             <w:r>
-              <w:t>14-Jul-2026 20:10</w:t>
+              <w:t>15-Jul-2026 13:05</w:t>
             </w:r>
           </w:p>
         </w:tc>
@@ -707,7 +707,7 @@
     </w:p>
     <w:p>
       <w:r>
-        <w:t>No abnormal noise observed after trial run.</w:t>
+        <w:t>Operator advised to monitor pressure readings for 48 hours.</w:t>
       </w:r>
     </w:p>
     <w:p>
@@ -733,7 +733,7 @@
     </w:p>
     <w:p>
       <w:r>
-        <w:t>Dial Gauge</w:t>
+        <w:t>Insulation Tester</w:t>
       </w:r>
     </w:p>
     <w:p>
